--- a/research/arxiv_preprint/paper.docx
+++ b/research/arxiv_preprint/paper.docx
@@ -26,13 +26,169 @@
           <w:b/>
           <w:sz w:val="20"/>
         </w:rPr>
-        <w:t>Authors:</w:t>
+        <w:t xml:space="preserve">Authors: </w:t>
       </w:r>
       <w:r>
         <w:rPr>
           <w:sz w:val="20"/>
         </w:rPr>
-        <w:t xml:space="preserve"> Saaduddin Mohammad, Md Rahif Uddin Khan, Khwaja Mohammed</w:t>
+        <w:t>Saaduddin Mohammad</w:t>
+      </w:r>
+      <w:r>
+        <w:rPr>
+          <w:sz w:val="8"/>
+        </w:rPr>
+        <w:t xml:space="preserve"> </w:t>
+      </w:r>
+      <w:r>
+        <w:rPr>
+          <w:noProof/>
+        </w:rPr>
+        <w:drawing>
+          <wp:inline distT="0" distB="0" distL="0" distR="0" wp14:anchorId="2357EA0F" wp14:editId="7EBB063B">
+            <wp:extent cx="118872" cy="118872"/>
+            <wp:effectExtent l="0" t="0" r="0" b="0"/>
+            <wp:docPr id="1" name="Picture 1">
+              <a:hlinkClick xmlns:a="http://schemas.openxmlformats.org/drawingml/2006/main" r:id="rId8"/>
+            </wp:docPr>
+            <wp:cNvGraphicFramePr>
+              <a:graphicFrameLocks xmlns:a="http://schemas.openxmlformats.org/drawingml/2006/main" noChangeAspect="1"/>
+            </wp:cNvGraphicFramePr>
+            <a:graphic xmlns:a="http://schemas.openxmlformats.org/drawingml/2006/main">
+              <a:graphicData uri="http://schemas.openxmlformats.org/drawingml/2006/picture">
+                <pic:pic xmlns:pic="http://schemas.openxmlformats.org/drawingml/2006/picture">
+                  <pic:nvPicPr>
+                    <pic:cNvPr id="0" name="orcid_icon.png"/>
+                    <pic:cNvPicPr/>
+                  </pic:nvPicPr>
+                  <pic:blipFill>
+                    <a:blip r:embed="rId9"/>
+                    <a:stretch>
+                      <a:fillRect/>
+                    </a:stretch>
+                  </pic:blipFill>
+                  <pic:spPr>
+                    <a:xfrm>
+                      <a:off x="0" y="0"/>
+                      <a:ext cx="118872" cy="118872"/>
+                    </a:xfrm>
+                    <a:prstGeom prst="rect">
+                      <a:avLst/>
+                    </a:prstGeom>
+                  </pic:spPr>
+                </pic:pic>
+              </a:graphicData>
+            </a:graphic>
+          </wp:inline>
+        </w:drawing>
+      </w:r>
+      <w:r>
+        <w:rPr>
+          <w:sz w:val="20"/>
+        </w:rPr>
+        <w:t>, Md Rahif Uddin Khan</w:t>
+      </w:r>
+      <w:r>
+        <w:rPr>
+          <w:sz w:val="8"/>
+        </w:rPr>
+        <w:t xml:space="preserve"> </w:t>
+      </w:r>
+      <w:r>
+        <w:rPr>
+          <w:noProof/>
+        </w:rPr>
+        <w:drawing>
+          <wp:inline distT="0" distB="0" distL="0" distR="0" wp14:anchorId="67EAFBE5" wp14:editId="3CCE60C6">
+            <wp:extent cx="118872" cy="118872"/>
+            <wp:effectExtent l="0" t="0" r="0" b="0"/>
+            <wp:docPr id="2" name="Picture 2">
+              <a:hlinkClick xmlns:a="http://schemas.openxmlformats.org/drawingml/2006/main" r:id="rId10"/>
+            </wp:docPr>
+            <wp:cNvGraphicFramePr>
+              <a:graphicFrameLocks xmlns:a="http://schemas.openxmlformats.org/drawingml/2006/main" noChangeAspect="1"/>
+            </wp:cNvGraphicFramePr>
+            <a:graphic xmlns:a="http://schemas.openxmlformats.org/drawingml/2006/main">
+              <a:graphicData uri="http://schemas.openxmlformats.org/drawingml/2006/picture">
+                <pic:pic xmlns:pic="http://schemas.openxmlformats.org/drawingml/2006/picture">
+                  <pic:nvPicPr>
+                    <pic:cNvPr id="0" name="orcid_icon.png"/>
+                    <pic:cNvPicPr/>
+                  </pic:nvPicPr>
+                  <pic:blipFill>
+                    <a:blip r:embed="rId9"/>
+                    <a:stretch>
+                      <a:fillRect/>
+                    </a:stretch>
+                  </pic:blipFill>
+                  <pic:spPr>
+                    <a:xfrm>
+                      <a:off x="0" y="0"/>
+                      <a:ext cx="118872" cy="118872"/>
+                    </a:xfrm>
+                    <a:prstGeom prst="rect">
+                      <a:avLst/>
+                    </a:prstGeom>
+                  </pic:spPr>
+                </pic:pic>
+              </a:graphicData>
+            </a:graphic>
+          </wp:inline>
+        </w:drawing>
+      </w:r>
+      <w:r>
+        <w:rPr>
+          <w:sz w:val="20"/>
+        </w:rPr>
+        <w:t>, Khwaja Mohammed</w:t>
+      </w:r>
+      <w:r>
+        <w:rPr>
+          <w:sz w:val="8"/>
+        </w:rPr>
+        <w:t xml:space="preserve"> </w:t>
+      </w:r>
+      <w:r>
+        <w:rPr>
+          <w:noProof/>
+        </w:rPr>
+        <w:drawing>
+          <wp:inline distT="0" distB="0" distL="0" distR="0" wp14:anchorId="54636AF0" wp14:editId="050A5F52">
+            <wp:extent cx="118872" cy="118872"/>
+            <wp:effectExtent l="0" t="0" r="0" b="0"/>
+            <wp:docPr id="3" name="Picture 3">
+              <a:hlinkClick xmlns:a="http://schemas.openxmlformats.org/drawingml/2006/main" r:id="rId11"/>
+            </wp:docPr>
+            <wp:cNvGraphicFramePr>
+              <a:graphicFrameLocks xmlns:a="http://schemas.openxmlformats.org/drawingml/2006/main" noChangeAspect="1"/>
+            </wp:cNvGraphicFramePr>
+            <a:graphic xmlns:a="http://schemas.openxmlformats.org/drawingml/2006/main">
+              <a:graphicData uri="http://schemas.openxmlformats.org/drawingml/2006/picture">
+                <pic:pic xmlns:pic="http://schemas.openxmlformats.org/drawingml/2006/picture">
+                  <pic:nvPicPr>
+                    <pic:cNvPr id="0" name="orcid_icon.png"/>
+                    <pic:cNvPicPr/>
+                  </pic:nvPicPr>
+                  <pic:blipFill>
+                    <a:blip r:embed="rId9"/>
+                    <a:stretch>
+                      <a:fillRect/>
+                    </a:stretch>
+                  </pic:blipFill>
+                  <pic:spPr>
+                    <a:xfrm>
+                      <a:off x="0" y="0"/>
+                      <a:ext cx="118872" cy="118872"/>
+                    </a:xfrm>
+                    <a:prstGeom prst="rect">
+                      <a:avLst/>
+                    </a:prstGeom>
+                  </pic:spPr>
+                </pic:pic>
+              </a:graphicData>
+            </a:graphic>
+          </wp:inline>
+        </w:drawing>
       </w:r>
     </w:p>
     <w:p>
@@ -111,57 +267,6 @@
     </w:p>
     <w:p>
       <w:pPr>
-        <w:spacing w:after="90"/>
-        <w:jc w:val="both"/>
-      </w:pPr>
-      <w:r>
-        <w:rPr>
-          <w:b/>
-        </w:rPr>
-        <w:t>ORCID:</w:t>
-      </w:r>
-      <w:r>
-        <w:t xml:space="preserve"> </w:t>
-      </w:r>
-      <w:hyperlink r:id="rId8">
-        <w:r>
-          <w:rPr>
-            <w:color w:val="004B87"/>
-            <w:u w:val="single"/>
-          </w:rPr>
-          <w:t>0009-0008-7954-7696</w:t>
-        </w:r>
-      </w:hyperlink>
-      <w:r>
-        <w:t xml:space="preserve"> (S. Mohammad), </w:t>
-      </w:r>
-      <w:hyperlink r:id="rId9">
-        <w:r>
-          <w:rPr>
-            <w:color w:val="004B87"/>
-            <w:u w:val="single"/>
-          </w:rPr>
-          <w:t>0009-0009-6219-4924</w:t>
-        </w:r>
-      </w:hyperlink>
-      <w:r>
-        <w:t xml:space="preserve"> (M. R. U. Khan), </w:t>
-      </w:r>
-      <w:hyperlink r:id="rId10">
-        <w:r>
-          <w:rPr>
-            <w:color w:val="004B87"/>
-            <w:u w:val="single"/>
-          </w:rPr>
-          <w:t>0009-0007-6312-6347</w:t>
-        </w:r>
-      </w:hyperlink>
-      <w:r>
-        <w:t xml:space="preserve"> (K. Mohammed)</w:t>
-      </w:r>
-    </w:p>
-    <w:p>
-      <w:pPr>
         <w:keepNext/>
         <w:spacing w:before="280"/>
       </w:pPr>
@@ -408,7 +513,6 @@
         <w:rPr>
           <w:b/>
         </w:rPr>
-        <w:lastRenderedPageBreak/>
         <w:t>Keywords:</w:t>
       </w:r>
       <w:r>
@@ -426,6 +530,7 @@
           <w:color w:val="102C57"/>
           <w:sz w:val="27"/>
         </w:rPr>
+        <w:lastRenderedPageBreak/>
         <w:t>1. Introduction</w:t>
       </w:r>
     </w:p>
@@ -546,17 +651,20 @@
         <w:jc w:val="both"/>
       </w:pPr>
       <w:r>
+        <w:t xml:space="preserve">While long-term therapeutic adherence ultimately depends on complex biological, psychological, and socio-economic factors that lie beyond the scope of software, mobile health tools must first satisfy two fundamental </w:t>
+      </w:r>
+      <w:r>
+        <w:rPr>
+          <w:i/>
+        </w:rPr>
+        <w:t>technical prerequisites</w:t>
+      </w:r>
+      <w:r>
+        <w:t xml:space="preserve">: (1) the user interface must be operable despite age-related sensory and motor declines, and (2) the underlying operating system must dispatch scheduled alerts reliably without being silenced by </w:t>
+      </w:r>
+      <w:r>
         <w:lastRenderedPageBreak/>
-        <w:t xml:space="preserve">While long-term therapeutic adherence ultimately depends on complex biological, psychological, and socio-economic factors that lie beyond the scope of software, mobile health tools must first satisfy two fundamental </w:t>
-      </w:r>
-      <w:r>
-        <w:rPr>
-          <w:i/>
-        </w:rPr>
-        <w:t>technical prerequisites</w:t>
-      </w:r>
-      <w:r>
-        <w:t>: (1) the user interface must be operable despite age-related sensory and motor declines, and (2) the underlying operating system must dispatch scheduled alerts reliably without being silenced by aggressive background power management. Many existing commercial medication reminder systems exhibit usability or background scheduling limitations that hinder older adults.</w:t>
+        <w:t>aggressive background power management. Many existing commercial medication reminder systems exhibit usability or background scheduling limitations that hinder older adults.</w:t>
       </w:r>
     </w:p>
     <w:p>
@@ -836,20 +944,23 @@
         <w:rPr>
           <w:b/>
         </w:rPr>
+        <w:t>•  Empirical Systems and Usability Validation:</w:t>
+      </w:r>
+      <w:r>
+        <w:t xml:space="preserve"> We conduct hardware runtime profiling establishing sub-frame execution feasibility, benchmark background alarm delivery across five smartphone OEMs under deep Doze mode (</w:t>
+      </w:r>
+      <w:r>
+        <w:rPr>
+          <w:rFonts w:ascii="Cambria Math" w:hAnsi="Cambria Math"/>
+        </w:rPr>
+        <w:t>99.0%</w:t>
+      </w:r>
+      <w:r>
+        <w:t xml:space="preserve"> on-time delivery across 100 test alarms under tested conditions), and </w:t>
+      </w:r>
+      <w:r>
         <w:lastRenderedPageBreak/>
-        <w:t>•  Empirical Systems and Usability Validation:</w:t>
-      </w:r>
-      <w:r>
-        <w:t xml:space="preserve"> We conduct hardware runtime profiling establishing sub-frame execution feasibility, benchmark background alarm delivery across five smartphone OEMs under deep Doze mode (</w:t>
-      </w:r>
-      <w:r>
-        <w:rPr>
-          <w:rFonts w:ascii="Cambria Math" w:hAnsi="Cambria Math"/>
-        </w:rPr>
-        <w:t>99.0%</w:t>
-      </w:r>
-      <w:r>
-        <w:t xml:space="preserve"> on-time delivery across 100 test alarms under tested conditions), and execute an initial counterbalanced within-subjects laboratory usability study (</w:t>
+        <w:t>execute an initial counterbalanced within-subjects laboratory usability study (</w:t>
       </w:r>
       <w:r>
         <w:rPr>
@@ -1154,20 +1265,23 @@
         <w:rPr>
           <w:b/>
         </w:rPr>
+        <w:t>2. Smart Electronic Pillboxes:</w:t>
+      </w:r>
+      <w:r>
+        <w:t xml:space="preserve"> Physical smart containers (e.g., Med-e-Lert, Hero Health, EllieGrid) integrate electromechanical compartments, microswitches, flashing LEDs, and audible buzzers [4]. While they offer tactile affordances, their substantial capital cost (</w:t>
+      </w:r>
+      <w:r>
+        <w:rPr>
+          <w:rFonts w:ascii="Cambria Math" w:hAnsi="Cambria Math"/>
+        </w:rPr>
+        <w:t>100 to</w:t>
+      </w:r>
+      <w:r>
+        <w:t xml:space="preserve">300), recurring cellular subscription </w:t>
+      </w:r>
+      <w:r>
         <w:lastRenderedPageBreak/>
-        <w:t>2. Smart Electronic Pillboxes:</w:t>
-      </w:r>
-      <w:r>
-        <w:t xml:space="preserve"> Physical smart containers (e.g., Med-e-Lert, Hero Health, EllieGrid) integrate electromechanical compartments, microswitches, flashing LEDs, and audible buzzers [4]. While they offer tactile affordances, their substantial capital cost (</w:t>
-      </w:r>
-      <w:r>
-        <w:rPr>
-          <w:rFonts w:ascii="Cambria Math" w:hAnsi="Cambria Math"/>
-        </w:rPr>
-        <w:t>100 to</w:t>
-      </w:r>
-      <w:r>
-        <w:t>300), recurring cellular subscription fees, mechanical complexity, bulkiness, and manual pill-sorting overhead severely restrict real-world adoption, especially for ambulatory seniors traveling outside the home.</w:t>
+        <w:t>fees, mechanical complexity, bulkiness, and manual pill-sorting overhead severely restrict real-world adoption, especially for ambulatory seniors traveling outside the home.</w:t>
       </w:r>
     </w:p>
     <w:p>
@@ -2249,7 +2363,6 @@
           <w:color w:val="1A365D"/>
           <w:sz w:val="23"/>
         </w:rPr>
-        <w:lastRenderedPageBreak/>
         <w:t>2.3 Local-First Software Architecture</w:t>
       </w:r>
     </w:p>
@@ -2259,10 +2372,11 @@
         <w:jc w:val="both"/>
       </w:pPr>
       <w:r>
-        <w:t>The local-first software paradigm, formalised by Kleppmann et al. [16], establishes that software systems should treat local storage on user-owned physical devices as the primary source of truth, eliminating mandatory dependencies on remote server infrastructure. While Kleppmann et al. focus primarily on conflict-free replicated data types (CRDTs) for multi-device synchronization, the core properties of local-first design---local data availability, user ownership, and zero network latency for data access---</w:t>
-      </w:r>
-      <w:r>
-        <w:t>are directly aligned with geriatric digital health requirements. Older adults residing in assisted living environments or rural regions frequently encounter intermittent or absent cellular connectivity. Operating fully on-device ensures that scheduled reminders are not delayed or silenced by server outages, captive network portals, or expired session tokens.</w:t>
+        <w:t>The local-first software paradigm, formalised by Kleppmann et al. [16], establishes that software systems should treat local storage on user-owned physical devices as the primary source of truth, eliminating mandatory dependencies on remote server infrastructure. While Kleppmann et al. focus primarily on conflict-free replicated data types (CRDTs) for multi-device synchronization, the core properties of local-first design---</w:t>
+      </w:r>
+      <w:r>
+        <w:lastRenderedPageBreak/>
+        <w:t>local data availability, user ownership, and zero network latency for data access---are directly aligned with geriatric digital health requirements. Older adults residing in assisted living environments or rural regions frequently encounter intermittent or absent cellular connectivity. Operating fully on-device ensures that scheduled reminders are not delayed or silenced by server outages, captive network portals, or expired session tokens.</w:t>
       </w:r>
     </w:p>
     <w:p>
@@ -2316,10 +2430,10 @@
           <w:noProof/>
         </w:rPr>
         <w:drawing>
-          <wp:inline distT="0" distB="0" distL="0" distR="0" wp14:anchorId="384FCF23" wp14:editId="68CA4F26">
+          <wp:inline distT="0" distB="0" distL="0" distR="0" wp14:anchorId="79F77001" wp14:editId="2490BE71">
             <wp:extent cx="5303520" cy="3538137"/>
             <wp:effectExtent l="0" t="0" r="0" b="0"/>
-            <wp:docPr id="1" name="Picture 1"/>
+            <wp:docPr id="4" name="Picture 4"/>
             <wp:cNvGraphicFramePr>
               <a:graphicFrameLocks xmlns:a="http://schemas.openxmlformats.org/drawingml/2006/main" noChangeAspect="1"/>
             </wp:cNvGraphicFramePr>
@@ -2331,7 +2445,7 @@
                     <pic:cNvPicPr/>
                   </pic:nvPicPr>
                   <pic:blipFill>
-                    <a:blip r:embed="rId11"/>
+                    <a:blip r:embed="rId12"/>
                     <a:stretch>
                       <a:fillRect/>
                     </a:stretch>
@@ -3204,10 +3318,10 @@
           <w:noProof/>
         </w:rPr>
         <w:drawing>
-          <wp:inline distT="0" distB="0" distL="0" distR="0" wp14:anchorId="344B520D" wp14:editId="4897901E">
+          <wp:inline distT="0" distB="0" distL="0" distR="0" wp14:anchorId="5FE6B410" wp14:editId="3096C0CD">
             <wp:extent cx="5303520" cy="2651760"/>
             <wp:effectExtent l="0" t="0" r="0" b="0"/>
-            <wp:docPr id="2" name="Picture 2"/>
+            <wp:docPr id="5" name="Picture 5"/>
             <wp:cNvGraphicFramePr>
               <a:graphicFrameLocks xmlns:a="http://schemas.openxmlformats.org/drawingml/2006/main" noChangeAspect="1"/>
             </wp:cNvGraphicFramePr>
@@ -3219,7 +3333,7 @@
                     <pic:cNvPicPr/>
                   </pic:nvPicPr>
                   <pic:blipFill>
-                    <a:blip r:embed="rId12"/>
+                    <a:blip r:embed="rId13"/>
                     <a:stretch>
                       <a:fillRect/>
                     </a:stretch>
@@ -16878,7 +16992,7 @@
       <w:r>
         <w:t xml:space="preserve"> </w:t>
       </w:r>
-      <w:hyperlink r:id="rId13">
+      <w:hyperlink r:id="rId14">
         <w:r>
           <w:rPr>
             <w:color w:val="004B87"/>
@@ -16915,7 +17029,7 @@
       <w:r>
         <w:t xml:space="preserve"> </w:t>
       </w:r>
-      <w:hyperlink r:id="rId14">
+      <w:hyperlink r:id="rId15">
         <w:r>
           <w:rPr>
             <w:color w:val="004B87"/>
@@ -16943,7 +17057,7 @@
       <w:r>
         <w:t xml:space="preserve"> </w:t>
       </w:r>
-      <w:hyperlink r:id="rId15">
+      <w:hyperlink r:id="rId16">
         <w:r>
           <w:rPr>
             <w:color w:val="004B87"/>
@@ -16981,7 +17095,7 @@
       <w:r>
         <w:t xml:space="preserve"> The complete Android source code, Jetpack Compose layouts, Room schemas, and build definitions are available under an open-source license at </w:t>
       </w:r>
-      <w:hyperlink r:id="rId16">
+      <w:hyperlink r:id="rId17">
         <w:r>
           <w:rPr>
             <w:color w:val="004B87"/>
@@ -17057,7 +17171,7 @@
       <w:r>
         <w:t xml:space="preserve">, vol. 288, no. 22, pp. 2880–2883, 2002. DOI: </w:t>
       </w:r>
-      <w:hyperlink r:id="rId17">
+      <w:hyperlink r:id="rId18">
         <w:r>
           <w:rPr>
             <w:color w:val="004B87"/>
@@ -17094,7 +17208,7 @@
       <w:r>
         <w:t xml:space="preserve">, vol. 353, no. 5, pp. 487–497, 2005. DOI: </w:t>
       </w:r>
-      <w:hyperlink r:id="rId18">
+      <w:hyperlink r:id="rId19">
         <w:r>
           <w:rPr>
             <w:color w:val="004B87"/>
@@ -17131,7 +17245,7 @@
       <w:r>
         <w:t xml:space="preserve">, vol. 53, no. 2, pp. 172–181, 2013. DOI: </w:t>
       </w:r>
-      <w:hyperlink r:id="rId19">
+      <w:hyperlink r:id="rId20">
         <w:r>
           <w:rPr>
             <w:color w:val="004B87"/>
@@ -17168,7 +17282,7 @@
       <w:r>
         <w:t xml:space="preserve">, vol. 24, no. 1, pp. 67–74, 1986. DOI: </w:t>
       </w:r>
-      <w:hyperlink r:id="rId20">
+      <w:hyperlink r:id="rId21">
         <w:r>
           <w:rPr>
             <w:color w:val="004B87"/>
@@ -17221,7 +17335,7 @@
       <w:r>
         <w:t xml:space="preserve">, 2nd ed. Boca Raton, FL, USA: CRC Press, 2009. DOI: </w:t>
       </w:r>
-      <w:hyperlink r:id="rId21">
+      <w:hyperlink r:id="rId22">
         <w:r>
           <w:rPr>
             <w:color w:val="004B87"/>
@@ -17258,7 +17372,7 @@
       <w:r>
         <w:t xml:space="preserve">, vol. 66, no. 12, pp. 889–901, 2008. DOI: </w:t>
       </w:r>
-      <w:hyperlink r:id="rId22">
+      <w:hyperlink r:id="rId23">
         <w:r>
           <w:rPr>
             <w:color w:val="004B87"/>
@@ -17295,7 +17409,7 @@
       <w:r>
         <w:t xml:space="preserve">, ACM, New York, NY, USA, Article 17, pp. 1–8, 2013. DOI: </w:t>
       </w:r>
-      <w:hyperlink r:id="rId23">
+      <w:hyperlink r:id="rId24">
         <w:r>
           <w:rPr>
             <w:color w:val="004B87"/>
@@ -17332,7 +17446,7 @@
       <w:r>
         <w:t xml:space="preserve">, LNCS vol. 3585, Springer, Berlin, Heidelberg, pp. 267–280, 2005. DOI: </w:t>
       </w:r>
-      <w:hyperlink r:id="rId24">
+      <w:hyperlink r:id="rId25">
         <w:r>
           <w:rPr>
             <w:color w:val="004B87"/>
@@ -17369,7 +17483,7 @@
       <w:r>
         <w:t xml:space="preserve">, vol. 114, pp. 66–75, 2018. DOI: </w:t>
       </w:r>
-      <w:hyperlink r:id="rId25">
+      <w:hyperlink r:id="rId26">
         <w:r>
           <w:rPr>
             <w:color w:val="004B87"/>
@@ -17406,7 +17520,7 @@
       <w:r>
         <w:t xml:space="preserve">, vol. 13, no. 1, pp. 1–3, 2007. DOI: </w:t>
       </w:r>
-      <w:hyperlink r:id="rId26">
+      <w:hyperlink r:id="rId27">
         <w:r>
           <w:rPr>
             <w:color w:val="004B87"/>
@@ -17468,7 +17582,7 @@
       <w:r>
         <w:t xml:space="preserve">, vol. 24, no. 6, pp. 574–594, 2008. DOI: </w:t>
       </w:r>
-      <w:hyperlink r:id="rId27">
+      <w:hyperlink r:id="rId28">
         <w:r>
           <w:rPr>
             <w:color w:val="004B87"/>
@@ -17505,7 +17619,7 @@
       <w:r>
         <w:t xml:space="preserve">, LNCS vol. 5619, Springer, Berlin, Heidelberg, pp. 94–103, 2009. DOI: </w:t>
       </w:r>
-      <w:hyperlink r:id="rId28">
+      <w:hyperlink r:id="rId29">
         <w:r>
           <w:rPr>
             <w:color w:val="004B87"/>
@@ -17542,7 +17656,7 @@
       <w:r>
         <w:t xml:space="preserve">, ACM, New York, NY, USA, pp. 178–193, 2019. DOI: </w:t>
       </w:r>
-      <w:hyperlink r:id="rId29">
+      <w:hyperlink r:id="rId30">
         <w:r>
           <w:rPr>
             <w:color w:val="004B87"/>
@@ -17570,7 +17684,7 @@
       <w:r>
         <w:t xml:space="preserve">W3C Web Accessibility Initiative, "Web Content Accessibility Guidelines (WCAG) 2.1," W3C Recommendation, 2018. URL: </w:t>
       </w:r>
-      <w:hyperlink r:id="rId30">
+      <w:hyperlink r:id="rId31">
         <w:r>
           <w:rPr>
             <w:color w:val="004B87"/>
@@ -17639,7 +17753,7 @@
       <w:r>
         <w:t xml:space="preserve">, vol. 47, no. 6, pp. 381–391, 1954. DOI: </w:t>
       </w:r>
-      <w:hyperlink r:id="rId31">
+      <w:hyperlink r:id="rId32">
         <w:r>
           <w:rPr>
             <w:color w:val="004B87"/>
@@ -17676,7 +17790,7 @@
       <w:r>
         <w:t xml:space="preserve">, ACM, New York, NY, USA, pp. 219–226, 1992. DOI: </w:t>
       </w:r>
-      <w:hyperlink r:id="rId32">
+      <w:hyperlink r:id="rId33">
         <w:r>
           <w:rPr>
             <w:color w:val="004B87"/>
@@ -17713,7 +17827,7 @@
       <w:r>
         <w:t xml:space="preserve">, vol. 46, no. Suppl. 1, pp. S1–S291, 2023. DOI: </w:t>
       </w:r>
-      <w:hyperlink r:id="rId33">
+      <w:hyperlink r:id="rId34">
         <w:r>
           <w:rPr>
             <w:color w:val="004B87"/>
@@ -17741,7 +17855,7 @@
       <w:r>
         <w:t xml:space="preserve">Google Android Developers, "Build an offline-first app: Architecture and local persistence," Google Developer Documentation, 2024. URL: </w:t>
       </w:r>
-      <w:hyperlink r:id="rId34">
+      <w:hyperlink r:id="rId35">
         <w:r>
           <w:rPr>
             <w:color w:val="004B87"/>
@@ -17769,7 +17883,7 @@
       <w:r>
         <w:t xml:space="preserve">Google Android Developers, "Schedule alarms and handle exact alarm permissions," Google Developer Documentation, 2024. URL: </w:t>
       </w:r>
-      <w:hyperlink r:id="rId35">
+      <w:hyperlink r:id="rId36">
         <w:r>
           <w:rPr>
             <w:color w:val="004B87"/>
@@ -17797,7 +17911,7 @@
       <w:r>
         <w:t xml:space="preserve">Google Android Developers, "Changes to full-screen intent permissions in Android 14," Google Developer Documentation, 2024. URL: </w:t>
       </w:r>
-      <w:hyperlink r:id="rId36">
+      <w:hyperlink r:id="rId37">
         <w:r>
           <w:rPr>
             <w:color w:val="004B87"/>
@@ -17834,7 +17948,7 @@
       <w:r>
         <w:t xml:space="preserve">, ACM, New York, NY, USA, pp. 907–916, 2010. DOI: </w:t>
       </w:r>
-      <w:hyperlink r:id="rId37">
+      <w:hyperlink r:id="rId38">
         <w:r>
           <w:rPr>
             <w:color w:val="004B87"/>
@@ -17848,8 +17962,8 @@
       </w:r>
     </w:p>
     <w:sectPr>
-      <w:headerReference w:type="default" r:id="rId38"/>
-      <w:footerReference w:type="default" r:id="rId39"/>
+      <w:headerReference w:type="default" r:id="rId39"/>
+      <w:footerReference w:type="default" r:id="rId40"/>
       <w:pgSz w:w="12240" w:h="15840"/>
       <w:pgMar w:top="1440" w:right="1440" w:bottom="1440" w:left="1440" w:header="720" w:footer="720" w:gutter="0"/>
       <w:cols w:space="720"/>
@@ -18118,31 +18232,31 @@
       </w:rPr>
     </w:lvl>
   </w:abstractNum>
-  <w:num w:numId="1" w16cid:durableId="1586305332">
+  <w:num w:numId="1" w16cid:durableId="1495219369">
     <w:abstractNumId w:val="8"/>
   </w:num>
-  <w:num w:numId="2" w16cid:durableId="1897735512">
+  <w:num w:numId="2" w16cid:durableId="221407027">
     <w:abstractNumId w:val="6"/>
   </w:num>
-  <w:num w:numId="3" w16cid:durableId="45685147">
+  <w:num w:numId="3" w16cid:durableId="371686376">
     <w:abstractNumId w:val="5"/>
   </w:num>
-  <w:num w:numId="4" w16cid:durableId="13505852">
+  <w:num w:numId="4" w16cid:durableId="354965800">
     <w:abstractNumId w:val="4"/>
   </w:num>
-  <w:num w:numId="5" w16cid:durableId="862674270">
+  <w:num w:numId="5" w16cid:durableId="1615598891">
     <w:abstractNumId w:val="7"/>
   </w:num>
-  <w:num w:numId="6" w16cid:durableId="572542047">
+  <w:num w:numId="6" w16cid:durableId="1761565480">
     <w:abstractNumId w:val="3"/>
   </w:num>
-  <w:num w:numId="7" w16cid:durableId="1040931620">
+  <w:num w:numId="7" w16cid:durableId="20860047">
     <w:abstractNumId w:val="2"/>
   </w:num>
-  <w:num w:numId="8" w16cid:durableId="1545362063">
+  <w:num w:numId="8" w16cid:durableId="2043744365">
     <w:abstractNumId w:val="1"/>
   </w:num>
-  <w:num w:numId="9" w16cid:durableId="1338076331">
+  <w:num w:numId="9" w16cid:durableId="1798834625">
     <w:abstractNumId w:val="0"/>
   </w:num>
 </w:numbering>
